--- a/Поразрядная сортировка отчет.docx
+++ b/Поразрядная сортировка отчет.docx
@@ -2077,7 +2077,14 @@
           <w:szCs w:val="28"/>
           <w:lang w:val="en-US"/>
         </w:rPr>
-        <w:t>most</w:t>
+        <w:t>M</w:t>
+      </w:r>
+      <w:r>
+        <w:rPr>
+          <w:szCs w:val="28"/>
+          <w:lang w:val="en-US"/>
+        </w:rPr>
+        <w:t>ost</w:t>
       </w:r>
       <w:r>
         <w:rPr>
@@ -2090,7 +2097,14 @@
           <w:szCs w:val="28"/>
           <w:lang w:val="en-US"/>
         </w:rPr>
-        <w:t>significant</w:t>
+        <w:t>S</w:t>
+      </w:r>
+      <w:r>
+        <w:rPr>
+          <w:szCs w:val="28"/>
+          <w:lang w:val="en-US"/>
+        </w:rPr>
+        <w:t>ignificant</w:t>
       </w:r>
       <w:r>
         <w:rPr>
@@ -2103,7 +2117,14 @@
           <w:szCs w:val="28"/>
           <w:lang w:val="en-US"/>
         </w:rPr>
-        <w:t>digit</w:t>
+        <w:t>D</w:t>
+      </w:r>
+      <w:r>
+        <w:rPr>
+          <w:szCs w:val="28"/>
+          <w:lang w:val="en-US"/>
+        </w:rPr>
+        <w:t>igit</w:t>
       </w:r>
       <w:r>
         <w:rPr>
@@ -2127,8 +2148,8 @@
           <w:szCs w:val="28"/>
         </w:rPr>
       </w:pPr>
-      <w:bookmarkStart w:id="2" w:name="_Hlk207925517"/>
-      <w:bookmarkStart w:id="3" w:name="_Toc213164428"/>
+      <w:bookmarkStart w:id="2" w:name="_Toc213164428"/>
+      <w:bookmarkStart w:id="3" w:name="_Hlk207925517"/>
       <w:r>
         <w:rPr>
           <w:sz w:val="28"/>
@@ -2150,7 +2171,7 @@
         </w:rPr>
         <w:t>Блок-схема алгоритма</w:t>
       </w:r>
-      <w:bookmarkEnd w:id="3"/>
+      <w:bookmarkEnd w:id="2"/>
     </w:p>
     <w:p>
       <w:pPr>
@@ -2371,7 +2392,7 @@
         <w:rPr>
           <w:szCs w:val="28"/>
         </w:rPr>
-        <w:t>– максимальная длина числа в массиве (изначально равная -1)</w:t>
+        <w:t>– максимальная длина числа в массиве</w:t>
       </w:r>
       <w:r>
         <w:rPr>
@@ -2527,7 +2548,7 @@
         </w:rPr>
         <w:lastRenderedPageBreak/>
         <w:drawing>
-          <wp:inline distT="0" distB="0" distL="0" distR="0" wp14:anchorId="69BCEB2F" wp14:editId="45BBCD36">
+          <wp:inline distT="0" distB="0" distL="0" distR="0" wp14:anchorId="69BCEB2F" wp14:editId="10F77611">
             <wp:extent cx="2804160" cy="8358556"/>
             <wp:effectExtent l="0" t="0" r="0" b="4445"/>
             <wp:docPr id="4" name="Рисунок 4"/>
@@ -2799,10 +2820,7 @@
         <w:spacing w:line="360" w:lineRule="auto"/>
       </w:pPr>
       <w:r>
-        <w:t xml:space="preserve">Худшая </w:t>
-      </w:r>
-      <w:r>
-        <w:t xml:space="preserve">временная сложность алгоритма будет равна </w:t>
+        <w:t xml:space="preserve">Худшая временная сложность алгоритма будет равна </w:t>
       </w:r>
       <w:r>
         <w:rPr>
@@ -2838,16 +2856,7 @@
         <w:t xml:space="preserve">, </w:t>
       </w:r>
       <w:r>
-        <w:t xml:space="preserve">когда рекурсия углубляется, т.е. символы </w:t>
-      </w:r>
-      <w:r>
-        <w:t xml:space="preserve">не </w:t>
-      </w:r>
-      <w:r>
-        <w:t>различаются на первых разрядах</w:t>
-      </w:r>
-      <w:r>
-        <w:t>.</w:t>
+        <w:t>когда рекурсия углубляется, т.е. символы не различаются на первых разрядах.</w:t>
       </w:r>
     </w:p>
     <w:p>
@@ -3091,7 +3100,7 @@
       </w:r>
       <w:bookmarkEnd w:id="6"/>
     </w:p>
-    <w:bookmarkEnd w:id="2"/>
+    <w:bookmarkEnd w:id="3"/>
     <w:p>
       <w:pPr>
         <w:pStyle w:val="a0"/>
@@ -5118,6 +5127,7 @@
   <w:style w:type="character" w:default="1" w:styleId="a1">
     <w:name w:val="Default Paragraph Font"/>
     <w:uiPriority w:val="1"/>
+    <w:semiHidden/>
     <w:unhideWhenUsed/>
   </w:style>
   <w:style w:type="table" w:default="1" w:styleId="a2">
